--- a/Introduccion a la Ingenieria/Kit docente/Clase 11/Solucion Taller Clase 11 - Prototipo v2 con IA.docx
+++ b/Introduccion a la Ingenieria/Kit docente/Clase 11/Solucion Taller Clase 11 - Prototipo v2 con IA.docx
@@ -38,6 +38,7 @@
       <w:r>
         <w:rPr>
           <w:rFonts w:ascii="Consolas" w:hAnsi="Consolas"/>
+          <w:b w:val="0"/>
           <w:i/>
           <w:color w:val="111111"/>
           <w:sz w:val="20"/>
@@ -2340,7 +2341,7 @@
           <w:color w:val="4A4A49"/>
           <w:sz w:val="22"/>
         </w:rPr>
-        <w:t xml:space="preserve"> —«¿qué pasa si el paso 2 se hizo pero el 1 no?»—, y esa lista es un insumo directo para la prueba de la sesión 12.</w:t>
+        <w:t xml:space="preserve"> —«¿qué pasa si el paso 2 se hizo pero el 1 no?»—, y esa lista es un insumo directo para la prueba de la Clase 12.</w:t>
       </w:r>
     </w:p>
     <w:p>
@@ -2529,7 +2530,7 @@
           <w:color w:val="4A4A49"/>
           <w:sz w:val="22"/>
         </w:rPr>
-        <w:t xml:space="preserve"> Las seis correcciones del caso modelo salen de cinco sesiones distintas —el requisito sin cuenta de la 7, la Ley 1581 de la 4, el alcance de la 8, el indicador de la 5, los textos reales de la 10— y ninguna se podía hacer sin ese material. Dígalo con estas palabras, porque es la respuesta a la pregunta que todos se hacen en primer semestre: documentar no fue un trámite, fue construir el criterio con el que hoy se le objeta a una herramienta que suena más segura que uno. La segunda es operativa: recuerde que la evaluación del corte 2 viene inmediatamente después de las exposiciones, en ExamLab, individual y a libro abierto sobre sus propios documentos — que sea a libro abierto premia exactamente al equipo que documentó—. Y anuncie el corte 3, que empieza con la sesión 12: el prototipo se prueba </w:t>
+        <w:t xml:space="preserve"> Las seis correcciones del caso modelo salen de cinco sesiones distintas —el requisito sin cuenta de la 7, la Ley 1581 de la 4, el alcance de la 8, el indicador de la 5, los textos reales de la 10— y ninguna se podía hacer sin ese material. Dígalo con estas palabras, porque es la respuesta a la pregunta que todos se hacen en primer semestre: documentar no fue un trámite, fue construir el criterio con el que hoy se le objeta a una herramienta que suena más segura que uno. La segunda es operativa: recuerde que la evaluación del corte 2 viene inmediatamente después de las exposiciones, en ExamLab, individual y a libro abierto sobre sus propios documentos — que sea a libro abierto premia exactamente al equipo que documentó—. Y anuncie el corte 3, que empieza con la Clase 12: el prototipo se prueba </w:t>
       </w:r>
       <w:r>
         <w:rPr>
@@ -2672,7 +2673,7 @@
           <w:color w:val="4A4A49"/>
           <w:sz w:val="22"/>
         </w:rPr>
-        <w:t>sesión 12</w:t>
+        <w:t>Clase 12</w:t>
       </w:r>
       <w:r>
         <w:rPr>
@@ -2688,7 +2689,7 @@
           <w:color w:val="4A4A49"/>
           <w:sz w:val="22"/>
         </w:rPr>
-        <w:t>sesión 13</w:t>
+        <w:t>Clase 13</w:t>
       </w:r>
       <w:r>
         <w:rPr>
@@ -2704,7 +2705,7 @@
           <w:color w:val="4A4A49"/>
           <w:sz w:val="22"/>
         </w:rPr>
-        <w:t>sesión 14</w:t>
+        <w:t>Clase 14</w:t>
       </w:r>
       <w:r>
         <w:rPr>
@@ -2720,7 +2721,7 @@
           <w:color w:val="4A4A49"/>
           <w:sz w:val="22"/>
         </w:rPr>
-        <w:t>informe final de la sesión 16</w:t>
+        <w:t>informe final de la Clase 16</w:t>
       </w:r>
       <w:r>
         <w:rPr>
